--- a/Мавзу2/170.docx
+++ b/Мавзу2/170.docx
@@ -280,7 +280,7 @@
           <w:b w:val="0"/>
           <w:sz w:val="28"/>
         </w:rPr>
-        <w:t>MUK 4.2.1089-02 jadvaliga ko'ra S. aureus koagulaza, pigment, flokulyatsiya, gemoliz, mannit va maltoza bijg'itishning barchasi bo'yicha musbat; S. epidermidis esa koagulaza, flokulyatsiya va boshqa belgilarning ko'pchiligi bo'yicha manfiy; S. intermedius va S. hyicus esa bu testlarning bir qismi bo'yicha farq qiladi [4]. Komilov bo'yicha: surtmada gramm musbat stafilokokk, pigment (+), katalaza (+), lesitinaza (+), plazmakoagulyatsiya (+) bo'lsa — S. aureus aniqlandi [1]. Plazmakoagulyatsiya quyon plazmasi bilan o'quv qo'llanmaga muvofiq qo'yiladi; flokulyatsiya reaksiyasida shisha ustidagi madaniyat tomchisi plazmada ipir-ipir cho'kma, fiziologik eritmadagi nazoratda esa bir tekis loyqa bersa, reaksiya musbat [4].</w:t>
+        <w:t>MUK 4.2.1089-02 jadvaliga ko'ra S. aureus koagulaza, pigment, flokulyatsiya, gemoliz, mannit va maltoza bijg'itishning barchasi bo'yicha musbat; S. epidermidis esa koagulaza, flokulyatsiya va boshqa belgilarning ko'pchiligi bo'yicha manfiy; S. intermedius va S. hyicus esa bu testlarning bir qismi bo'yicha farq qiladi [4]. Komilov bo'yicha: surtmada gramm musbat stafilokokk, pigment (+), katalaza (+), lesitinaza (+), plazmakoagulyatsiya (+) bo'lsa — S. aureus aniqlandi [1]. Plazmakoagulyatsiya quyon plazmasi bilan o'quv qo'llanmaga muvofiq qo'yiladi; flokulyatsiya reaksiyasida shisha ustidagi kultura tomchisi plazmada ipir-ipir cho'kma, fiziologik eritmadagi nazoratda esa bir tekis loyqa bersa, reaksiya musbat [4].</w:t>
       </w:r>
     </w:p>
     <w:p>
